--- a/pr-preview/pr-344/sufficiency-handout-tracked-changes.docx
+++ b/pr-preview/pr-344/sufficiency-handout-tracked-changes.docx
@@ -16,7 +16,7 @@
       </w:pPr>
       <w:del w:id="1" w:author="PR Preview" w:date="2026-01-01T00:00:00Z">
         <w:r>
-          <w:delText xml:space="preserve">Last modified: 2026-10-18 14:21:43 (PDT)</w:delText>
+          <w:delText xml:space="preserve">Last modified: 2026-10-18 17:33:29 (PDT)</w:delText>
         </w:r>
       </w:del>
     </w:p>
@@ -26,7 +26,7 @@
       </w:pPr>
       <w:ins w:id="2" w:author="PR Preview" w:date="2026-01-01T00:00:00Z">
         <w:r>
-          <w:t xml:space="preserve">Last modified: 2026-10-18 16:45:54 (PDT)</w:t>
+          <w:t xml:space="preserve">Last modified: 2026-10-18 22:11:51 (PDT)</w:t>
         </w:r>
       </w:ins>
     </w:p>
@@ -984,7 +984,7 @@
       </w:ins>
       <w:ins w:id="28" w:author="PR Preview" w:date="2026-01-01T00:00:00Z">
         <w:r>
-          <w:t xml:space="preserve">be a</w:t>
+          <w:t xml:space="preserve">be a value of the</w:t>
         </w:r>
       </w:ins>
       <w:ins w:id="29" w:author="PR Preview" w:date="2026-01-01T00:00:00Z">
@@ -1009,7 +1009,7 @@
       </w:ins>
       <w:ins w:id="32" w:author="PR Preview" w:date="2026-01-01T00:00:00Z">
         <w:r>
-          <w:t xml:space="preserve">and write</w:t>
+          <w:t xml:space="preserve">$\mathord{\smash[b]{\underset{\raise.3ex\hbox{$\scriptstyle\sim$}}{X}}\vphantom{X}}$</w:t>
         </w:r>
       </w:ins>
       <w:ins w:id="33" w:author="PR Preview" w:date="2026-01-01T00:00:00Z">
@@ -1019,22 +1019,22 @@
       </w:ins>
       <w:ins w:id="34" w:author="PR Preview" w:date="2026-01-01T00:00:00Z">
         <w:r>
-          <w:t xml:space="preserve">$t \stackrel{\text{def}}{=}T\mathopen{}\left(\mathord{\smash[b]{\underset{\raise.3ex\hbox{$\scriptstyle\sim$}}{x}}\vphantom{x}}\right)\mathclose{}$</w:t>
+          <w:t xml:space="preserve">and write</w:t>
         </w:r>
       </w:ins>
       <w:ins w:id="35" w:author="PR Preview" w:date="2026-01-01T00:00:00Z">
         <w:r>
-          <w:t xml:space="preserve">.</w:t>
+          <w:t xml:space="preserve"> </w:t>
         </w:r>
       </w:ins>
       <w:ins w:id="36" w:author="PR Preview" w:date="2026-01-01T00:00:00Z">
         <w:r>
-          <w:t xml:space="preserve"> </w:t>
+          <w:t xml:space="preserve">$t \stackrel{\text{def}}{=}T\mathopen{}\left(\mathord{\smash[b]{\underset{\raise.3ex\hbox{$\scriptstyle\sim$}}{x}}\vphantom{x}}\right)\mathclose{}$</w:t>
         </w:r>
       </w:ins>
       <w:ins w:id="37" w:author="PR Preview" w:date="2026-01-01T00:00:00Z">
         <w:r>
-          <w:t xml:space="preserve">The event</w:t>
+          <w:t xml:space="preserve">.</w:t>
         </w:r>
       </w:ins>
       <w:ins w:id="38" w:author="PR Preview" w:date="2026-01-01T00:00:00Z">
@@ -1044,7 +1044,7 @@
       </w:ins>
       <w:ins w:id="39" w:author="PR Preview" w:date="2026-01-01T00:00:00Z">
         <w:r>
-          <w:t xml:space="preserve">$\mathord{\smash[b]{\underset{\raise.3ex\hbox{$\scriptstyle\sim$}}{X}}\vphantom{X}}= \mathord{\smash[b]{\underset{\raise.3ex\hbox{$\scriptstyle\sim$}}{x}}\vphantom{x}}$</w:t>
+          <w:t xml:space="preserve">The event</w:t>
         </w:r>
       </w:ins>
       <w:ins w:id="40" w:author="PR Preview" w:date="2026-01-01T00:00:00Z">
@@ -1054,7 +1054,7 @@
       </w:ins>
       <w:ins w:id="41" w:author="PR Preview" w:date="2026-01-01T00:00:00Z">
         <w:r>
-          <w:t xml:space="preserve">lies inside the event</w:t>
+          <w:t xml:space="preserve">$\mathord{\smash[b]{\underset{\raise.3ex\hbox{$\scriptstyle\sim$}}{X}}\vphantom{X}}= \mathord{\smash[b]{\underset{\raise.3ex\hbox{$\scriptstyle\sim$}}{x}}\vphantom{x}}$</w:t>
         </w:r>
       </w:ins>
       <w:ins w:id="42" w:author="PR Preview" w:date="2026-01-01T00:00:00Z">
@@ -1064,10 +1064,20 @@
       </w:ins>
       <w:ins w:id="43" w:author="PR Preview" w:date="2026-01-01T00:00:00Z">
         <w:r>
-          <w:t xml:space="preserve">$T\mathopen{}\left(\mathord{\smash[b]{\underset{\raise.3ex\hbox{$\scriptstyle\sim$}}{X}}\vphantom{X}}\right)\mathclose{} = t$</w:t>
+          <w:t xml:space="preserve">lies inside the event</w:t>
         </w:r>
       </w:ins>
       <w:ins w:id="44" w:author="PR Preview" w:date="2026-01-01T00:00:00Z">
+        <w:r>
+          <w:t xml:space="preserve"> </w:t>
+        </w:r>
+      </w:ins>
+      <w:ins w:id="45" w:author="PR Preview" w:date="2026-01-01T00:00:00Z">
+        <w:r>
+          <w:t xml:space="preserve">$T\mathopen{}\left(\mathord{\smash[b]{\underset{\raise.3ex\hbox{$\scriptstyle\sim$}}{X}}\vphantom{X}}\right)\mathclose{} = t$</w:t>
+        </w:r>
+      </w:ins>
+      <w:ins w:id="46" w:author="PR Preview" w:date="2026-01-01T00:00:00Z">
         <w:r>
           <w:t xml:space="preserve">.</w:t>
         </w:r>
@@ -2484,7 +2494,7 @@
       <w:pPr>
         <w:pStyle w:val="BodyText"/>
       </w:pPr>
-      <w:del w:id="45" w:author="PR Preview" w:date="2026-01-01T00:00:00Z">
+      <w:del w:id="47" w:author="PR Preview" w:date="2026-01-01T00:00:00Z">
         <w:r>
           <w:rPr>
             <w:i/>
@@ -2493,17 +2503,17 @@
           <w:delText xml:space="preserve">Proof</w:delText>
         </w:r>
       </w:del>
-      <w:del w:id="46" w:author="PR Preview" w:date="2026-01-01T00:00:00Z">
+      <w:del w:id="48" w:author="PR Preview" w:date="2026-01-01T00:00:00Z">
         <w:r>
           <w:delText xml:space="preserve">. </w:delText>
         </w:r>
       </w:del>
-      <w:del w:id="47" w:author="PR Preview" w:date="2026-01-01T00:00:00Z">
+      <w:del w:id="49" w:author="PR Preview" w:date="2026-01-01T00:00:00Z">
         <w:r>
           <w:delText xml:space="preserve">Take a discrete sample, and fix a value</w:delText>
         </w:r>
       </w:del>
-      <w:del w:id="48" w:author="PR Preview" w:date="2026-01-01T00:00:00Z">
+      <w:del w:id="50" w:author="PR Preview" w:date="2026-01-01T00:00:00Z">
         <w:r>
           <w:delText xml:space="preserve"> </w:delText>
         </w:r>
@@ -2513,16 +2523,6 @@
           <m:t>t</m:t>
         </m:r>
       </m:oMath>
-      <w:del w:id="49" w:author="PR Preview" w:date="2026-01-01T00:00:00Z">
-        <w:r>
-          <w:delText xml:space="preserve"> </w:delText>
-        </w:r>
-      </w:del>
-      <w:del w:id="50" w:author="PR Preview" w:date="2026-01-01T00:00:00Z">
-        <w:r>
-          <w:delText xml:space="preserve">that</w:delText>
-        </w:r>
-      </w:del>
       <w:del w:id="51" w:author="PR Preview" w:date="2026-01-01T00:00:00Z">
         <w:r>
           <w:delText xml:space="preserve"> </w:delText>
@@ -2530,7 +2530,7 @@
       </w:del>
       <w:del w:id="52" w:author="PR Preview" w:date="2026-01-01T00:00:00Z">
         <w:r>
-          <w:delText xml:space="preserve">$T\mathopen{}\left(\mathord{\smash[b]{\underset{\raise.3ex\hbox{$\scriptstyle\sim$}}{X}}\vphantom{X}}\right)\mathclose{}$</w:delText>
+          <w:delText xml:space="preserve">that</w:delText>
         </w:r>
       </w:del>
       <w:del w:id="53" w:author="PR Preview" w:date="2026-01-01T00:00:00Z">
@@ -2540,7 +2540,7 @@
       </w:del>
       <w:del w:id="54" w:author="PR Preview" w:date="2026-01-01T00:00:00Z">
         <w:r>
-          <w:delText xml:space="preserve">takes with positive probability.</w:delText>
+          <w:delText xml:space="preserve">$T\mathopen{}\left(\mathord{\smash[b]{\underset{\raise.3ex\hbox{$\scriptstyle\sim$}}{X}}\vphantom{X}}\right)\mathclose{}$</w:delText>
         </w:r>
       </w:del>
       <w:del w:id="55" w:author="PR Preview" w:date="2026-01-01T00:00:00Z">
@@ -2550,7 +2550,7 @@
       </w:del>
       <w:del w:id="56" w:author="PR Preview" w:date="2026-01-01T00:00:00Z">
         <w:r>
-          <w:delText xml:space="preserve">Write</w:delText>
+          <w:delText xml:space="preserve">takes with positive probability.</w:delText>
         </w:r>
       </w:del>
       <w:del w:id="57" w:author="PR Preview" w:date="2026-01-01T00:00:00Z">
@@ -2560,10 +2560,20 @@
       </w:del>
       <w:del w:id="58" w:author="PR Preview" w:date="2026-01-01T00:00:00Z">
         <w:r>
-          <w:delText xml:space="preserve">$\hat{\theta}= \hat{\theta}\mathopen{}\left(\mathord{\smash[b]{\underset{\raise.3ex\hbox{$\scriptstyle\sim$}}{X}}\vphantom{X}}\right)\mathclose{}$</w:delText>
+          <w:delText xml:space="preserve">Write</w:delText>
         </w:r>
       </w:del>
       <w:del w:id="59" w:author="PR Preview" w:date="2026-01-01T00:00:00Z">
+        <w:r>
+          <w:delText xml:space="preserve"> </w:delText>
+        </w:r>
+      </w:del>
+      <w:del w:id="60" w:author="PR Preview" w:date="2026-01-01T00:00:00Z">
+        <w:r>
+          <w:delText xml:space="preserve">$\hat{\theta}= \hat{\theta}\mathopen{}\left(\mathord{\smash[b]{\underset{\raise.3ex\hbox{$\scriptstyle\sim$}}{X}}\vphantom{X}}\right)\mathclose{}$</w:delText>
+        </w:r>
+      </w:del>
+      <w:del w:id="61" w:author="PR Preview" w:date="2026-01-01T00:00:00Z">
         <w:r>
           <w:delText xml:space="preserve">.</w:delText>
         </w:r>
@@ -2573,7 +2583,7 @@
       <w:pPr>
         <w:pStyle w:val="BodyText"/>
       </w:pPr>
-      <w:ins w:id="60" w:author="PR Preview" w:date="2026-01-01T00:00:00Z">
+      <w:ins w:id="62" w:author="PR Preview" w:date="2026-01-01T00:00:00Z">
         <w:r>
           <w:rPr>
             <w:i/>
@@ -2582,23 +2592,23 @@
           <w:t xml:space="preserve">Proof</w:t>
         </w:r>
       </w:ins>
-      <w:ins w:id="61" w:author="PR Preview" w:date="2026-01-01T00:00:00Z">
+      <w:ins w:id="63" w:author="PR Preview" w:date="2026-01-01T00:00:00Z">
         <w:r>
           <w:t xml:space="preserve">. </w:t>
         </w:r>
       </w:ins>
-      <w:ins w:id="62" w:author="PR Preview" w:date="2026-01-01T00:00:00Z">
+      <w:ins w:id="64" w:author="PR Preview" w:date="2026-01-01T00:00:00Z">
         <w:r>
           <w:t xml:space="preserve">Take a</w:t>
         </w:r>
       </w:ins>
-      <w:ins w:id="63" w:author="PR Preview" w:date="2026-01-01T00:00:00Z">
+      <w:ins w:id="65" w:author="PR Preview" w:date="2026-01-01T00:00:00Z">
         <w:r>
           <w:t xml:space="preserve"> </w:t>
         </w:r>
       </w:ins>
       <w:hyperlink r:id="rId26">
-        <w:ins w:id="64" w:author="PR Preview" w:date="2026-01-01T00:00:00Z">
+        <w:ins w:id="66" w:author="PR Preview" w:date="2026-01-01T00:00:00Z">
           <w:r>
             <w:rPr>
               <w:rStyle w:val="Hyperlink"/>
@@ -2607,13 +2617,13 @@
           </w:r>
         </w:ins>
       </w:hyperlink>
-      <w:ins w:id="65" w:author="PR Preview" w:date="2026-01-01T00:00:00Z">
+      <w:ins w:id="67" w:author="PR Preview" w:date="2026-01-01T00:00:00Z">
         <w:r>
           <w:t xml:space="preserve"> </w:t>
         </w:r>
       </w:ins>
       <w:hyperlink r:id="rId19">
-        <w:ins w:id="66" w:author="PR Preview" w:date="2026-01-01T00:00:00Z">
+        <w:ins w:id="68" w:author="PR Preview" w:date="2026-01-01T00:00:00Z">
           <w:r>
             <w:rPr>
               <w:rStyle w:val="Hyperlink"/>
@@ -2622,12 +2632,12 @@
           </w:r>
         </w:ins>
       </w:hyperlink>
-      <w:ins w:id="67" w:author="PR Preview" w:date="2026-01-01T00:00:00Z">
+      <w:ins w:id="69" w:author="PR Preview" w:date="2026-01-01T00:00:00Z">
         <w:r>
           <w:t xml:space="preserve">, and choose a value</w:t>
         </w:r>
       </w:ins>
-      <w:ins w:id="68" w:author="PR Preview" w:date="2026-01-01T00:00:00Z">
+      <w:ins w:id="70" w:author="PR Preview" w:date="2026-01-01T00:00:00Z">
         <w:r>
           <w:t xml:space="preserve"> </w:t>
         </w:r>
@@ -2637,16 +2647,6 @@
           <m:t>t</m:t>
         </m:r>
       </m:oMath>
-      <w:ins w:id="69" w:author="PR Preview" w:date="2026-01-01T00:00:00Z">
-        <w:r>
-          <w:t xml:space="preserve"> </w:t>
-        </w:r>
-      </w:ins>
-      <w:ins w:id="70" w:author="PR Preview" w:date="2026-01-01T00:00:00Z">
-        <w:r>
-          <w:t xml:space="preserve">that</w:t>
-        </w:r>
-      </w:ins>
       <w:ins w:id="71" w:author="PR Preview" w:date="2026-01-01T00:00:00Z">
         <w:r>
           <w:t xml:space="preserve"> </w:t>
@@ -2654,7 +2654,7 @@
       </w:ins>
       <w:ins w:id="72" w:author="PR Preview" w:date="2026-01-01T00:00:00Z">
         <w:r>
-          <w:t xml:space="preserve">$T\mathopen{}\left(\mathord{\smash[b]{\underset{\raise.3ex\hbox{$\scriptstyle\sim$}}{X}}\vphantom{X}}\right)\mathclose{}$</w:t>
+          <w:t xml:space="preserve">that the</w:t>
         </w:r>
       </w:ins>
       <w:ins w:id="73" w:author="PR Preview" w:date="2026-01-01T00:00:00Z">
@@ -2662,18 +2662,43 @@
           <w:t xml:space="preserve"> </w:t>
         </w:r>
       </w:ins>
-      <w:ins w:id="74" w:author="PR Preview" w:date="2026-01-01T00:00:00Z">
+      <w:hyperlink w:anchor="def-statistic">
+        <w:ins w:id="74" w:author="PR Preview" w:date="2026-01-01T00:00:00Z">
+          <w:r>
+            <w:rPr>
+              <w:rStyle w:val="Hyperlink"/>
+            </w:rPr>
+            <w:t xml:space="preserve">statistic</w:t>
+          </w:r>
+        </w:ins>
+      </w:hyperlink>
+      <w:ins w:id="75" w:author="PR Preview" w:date="2026-01-01T00:00:00Z">
+        <w:r>
+          <w:t xml:space="preserve"> </w:t>
+        </w:r>
+      </w:ins>
+      <w:ins w:id="76" w:author="PR Preview" w:date="2026-01-01T00:00:00Z">
+        <w:r>
+          <w:t xml:space="preserve">$T\mathopen{}\left(\mathord{\smash[b]{\underset{\raise.3ex\hbox{$\scriptstyle\sim$}}{X}}\vphantom{X}}\right)\mathclose{}$</w:t>
+        </w:r>
+      </w:ins>
+      <w:ins w:id="77" w:author="PR Preview" w:date="2026-01-01T00:00:00Z">
+        <w:r>
+          <w:t xml:space="preserve"> </w:t>
+        </w:r>
+      </w:ins>
+      <w:ins w:id="78" w:author="PR Preview" w:date="2026-01-01T00:00:00Z">
         <w:r>
           <w:t xml:space="preserve">takes with positive</w:t>
         </w:r>
       </w:ins>
-      <w:ins w:id="75" w:author="PR Preview" w:date="2026-01-01T00:00:00Z">
+      <w:ins w:id="79" w:author="PR Preview" w:date="2026-01-01T00:00:00Z">
         <w:r>
           <w:t xml:space="preserve"> </w:t>
         </w:r>
       </w:ins>
       <w:hyperlink r:id="rId27">
-        <w:ins w:id="76" w:author="PR Preview" w:date="2026-01-01T00:00:00Z">
+        <w:ins w:id="80" w:author="PR Preview" w:date="2026-01-01T00:00:00Z">
           <w:r>
             <w:rPr>
               <w:rStyle w:val="Hyperlink"/>
@@ -2682,32 +2707,32 @@
           </w:r>
         </w:ins>
       </w:hyperlink>
-      <w:ins w:id="77" w:author="PR Preview" w:date="2026-01-01T00:00:00Z">
+      <w:ins w:id="81" w:author="PR Preview" w:date="2026-01-01T00:00:00Z">
         <w:r>
           <w:t xml:space="preserve">.</w:t>
-        </w:r>
-      </w:ins>
-      <w:ins w:id="78" w:author="PR Preview" w:date="2026-01-01T00:00:00Z">
-        <w:r>
-          <w:t xml:space="preserve"> </w:t>
-        </w:r>
-      </w:ins>
-      <w:ins w:id="79" w:author="PR Preview" w:date="2026-01-01T00:00:00Z">
-        <w:r>
-          <w:t xml:space="preserve">Write</w:t>
-        </w:r>
-      </w:ins>
-      <w:ins w:id="80" w:author="PR Preview" w:date="2026-01-01T00:00:00Z">
-        <w:r>
-          <w:t xml:space="preserve"> </w:t>
-        </w:r>
-      </w:ins>
-      <w:ins w:id="81" w:author="PR Preview" w:date="2026-01-01T00:00:00Z">
-        <w:r>
-          <w:t xml:space="preserve">$\hat{\theta}= \hat{\theta}\mathopen{}\left(\mathord{\smash[b]{\underset{\raise.3ex\hbox{$\scriptstyle\sim$}}{X}}\vphantom{X}}\right)\mathclose{}$</w:t>
         </w:r>
       </w:ins>
       <w:ins w:id="82" w:author="PR Preview" w:date="2026-01-01T00:00:00Z">
+        <w:r>
+          <w:t xml:space="preserve"> </w:t>
+        </w:r>
+      </w:ins>
+      <w:ins w:id="83" w:author="PR Preview" w:date="2026-01-01T00:00:00Z">
+        <w:r>
+          <w:t xml:space="preserve">Write</w:t>
+        </w:r>
+      </w:ins>
+      <w:ins w:id="84" w:author="PR Preview" w:date="2026-01-01T00:00:00Z">
+        <w:r>
+          <w:t xml:space="preserve"> </w:t>
+        </w:r>
+      </w:ins>
+      <w:ins w:id="85" w:author="PR Preview" w:date="2026-01-01T00:00:00Z">
+        <w:r>
+          <w:t xml:space="preserve">$\hat{\theta}= \hat{\theta}\mathopen{}\left(\mathord{\smash[b]{\underset{\raise.3ex\hbox{$\scriptstyle\sim$}}{X}}\vphantom{X}}\right)\mathclose{}$</w:t>
+        </w:r>
+      </w:ins>
+      <w:ins w:id="86" w:author="PR Preview" w:date="2026-01-01T00:00:00Z">
         <w:r>
           <w:t xml:space="preserve">.</w:t>
         </w:r>

--- a/pr-preview/pr-344/sufficiency-handout-tracked-changes.docx
+++ b/pr-preview/pr-344/sufficiency-handout-tracked-changes.docx
@@ -16,7 +16,7 @@
       </w:pPr>
       <w:del w:id="1" w:author="PR Preview" w:date="2026-01-01T00:00:00Z">
         <w:r>
-          <w:delText xml:space="preserve">Last modified: 2026-10-18 17:33:29 (PDT)</w:delText>
+          <w:delText xml:space="preserve">Last modified: 2026-10-19 00:18:04 (PDT)</w:delText>
         </w:r>
       </w:del>
     </w:p>
@@ -26,7 +26,7 @@
       </w:pPr>
       <w:ins w:id="2" w:author="PR Preview" w:date="2026-01-01T00:00:00Z">
         <w:r>
-          <w:t xml:space="preserve">Last modified: 2026-10-18 22:11:51 (PDT)</w:t>
+          <w:t xml:space="preserve">Last modified: 2026-10-19 00:19:01 (PDT)</w:t>
         </w:r>
       </w:ins>
     </w:p>

--- a/pr-preview/pr-344/sufficiency-handout-tracked-changes.docx
+++ b/pr-preview/pr-344/sufficiency-handout-tracked-changes.docx
@@ -26,7 +26,7 @@
       </w:pPr>
       <w:ins w:id="2" w:author="PR Preview" w:date="2026-01-01T00:00:00Z">
         <w:r>
-          <w:t xml:space="preserve">Last modified: 2026-10-19 00:19:01 (PDT)</w:t>
+          <w:t xml:space="preserve">Last modified: 2026-10-19 00:34:14 (PDT)</w:t>
         </w:r>
       </w:ins>
     </w:p>
